--- a/AZ-900/AZ.docx
+++ b/AZ-900/AZ.docx
@@ -2369,7 +2369,7 @@
         </w:rPr>
         <w:lastRenderedPageBreak/>
         <w:drawing>
-          <wp:inline distT="0" distB="0" distL="0" distR="0" wp14:anchorId="743B5305" wp14:editId="24577962">
+          <wp:inline distT="0" distB="0" distL="0" distR="0" wp14:anchorId="743B5305" wp14:editId="300A9ACC">
             <wp:extent cx="5731510" cy="4775200"/>
             <wp:effectExtent l="0" t="0" r="2540" b="6350"/>
             <wp:docPr id="133191298" name="Imagem 12" descr="Serverless Architecture Explained In 10 Minutes | Kofi Group"/>
@@ -10711,7 +10711,7 @@
           <w:noProof/>
         </w:rPr>
         <w:drawing>
-          <wp:inline distT="0" distB="0" distL="0" distR="0" wp14:anchorId="42BE4A8F" wp14:editId="1AAE1B3B">
+          <wp:inline distT="0" distB="0" distL="0" distR="0" wp14:anchorId="42BE4A8F" wp14:editId="78B0C1E0">
             <wp:extent cx="5731510" cy="1572260"/>
             <wp:effectExtent l="0" t="0" r="2540" b="8890"/>
             <wp:docPr id="727104092" name="Imagem 1" descr="Captura de tela que mostra as fases de migração de cargas de trabalho para o Azure."/>
@@ -13068,15 +13068,15 @@
           <w:sz w:val="28"/>
           <w:szCs w:val="28"/>
         </w:rPr>
-        <w:t xml:space="preserve"> migre para um s</w:t>
-      </w:r>
-      <w:proofErr w:type="spellStart"/>
-      <w:r>
-        <w:rPr>
-          <w:sz w:val="28"/>
-          <w:szCs w:val="28"/>
-        </w:rPr>
-        <w:t>ql</w:t>
+        <w:t xml:space="preserve"> migre para um </w:t>
+      </w:r>
+      <w:proofErr w:type="spellStart"/>
+      <w:r>
+        <w:rPr>
+          <w:sz w:val="28"/>
+          <w:szCs w:val="28"/>
+        </w:rPr>
+        <w:t>sql</w:t>
       </w:r>
       <w:proofErr w:type="spellEnd"/>
       <w:r>
@@ -13215,6 +13215,99 @@
           <w:szCs w:val="28"/>
         </w:rPr>
         <w:t xml:space="preserve"> data box</w:t>
+      </w:r>
+    </w:p>
+    <w:p>
+      <w:pPr>
+        <w:ind w:left="708" w:firstLine="2"/>
+        <w:rPr>
+          <w:sz w:val="28"/>
+          <w:szCs w:val="28"/>
+        </w:rPr>
+      </w:pPr>
+    </w:p>
+    <w:p>
+      <w:pPr>
+        <w:ind w:left="708" w:firstLine="2"/>
+        <w:rPr>
+          <w:sz w:val="28"/>
+          <w:szCs w:val="28"/>
+        </w:rPr>
+      </w:pPr>
+    </w:p>
+    <w:p>
+      <w:pPr>
+        <w:ind w:left="708" w:firstLine="2"/>
+        <w:rPr>
+          <w:sz w:val="28"/>
+          <w:szCs w:val="28"/>
+        </w:rPr>
+      </w:pPr>
+    </w:p>
+    <w:p>
+      <w:pPr>
+        <w:ind w:left="708" w:firstLine="2"/>
+        <w:rPr>
+          <w:sz w:val="28"/>
+          <w:szCs w:val="28"/>
+        </w:rPr>
+      </w:pPr>
+    </w:p>
+    <w:p>
+      <w:pPr>
+        <w:ind w:left="708" w:firstLine="2"/>
+        <w:rPr>
+          <w:sz w:val="28"/>
+          <w:szCs w:val="28"/>
+        </w:rPr>
+      </w:pPr>
+    </w:p>
+    <w:p>
+      <w:pPr>
+        <w:ind w:left="708" w:firstLine="2"/>
+        <w:rPr>
+          <w:sz w:val="28"/>
+          <w:szCs w:val="28"/>
+        </w:rPr>
+      </w:pPr>
+      <w:r>
+        <w:rPr>
+          <w:sz w:val="28"/>
+          <w:szCs w:val="28"/>
+        </w:rPr>
+        <w:t xml:space="preserve">Essa caixa é um </w:t>
+      </w:r>
+      <w:proofErr w:type="spellStart"/>
+      <w:r>
+        <w:rPr>
+          <w:sz w:val="28"/>
+          <w:szCs w:val="28"/>
+        </w:rPr>
+        <w:t>azure</w:t>
+      </w:r>
+      <w:proofErr w:type="spellEnd"/>
+      <w:r>
+        <w:rPr>
+          <w:sz w:val="28"/>
+          <w:szCs w:val="28"/>
+        </w:rPr>
+        <w:t xml:space="preserve"> data box para transferir arquivos para </w:t>
+      </w:r>
+      <w:proofErr w:type="spellStart"/>
+      <w:r>
+        <w:rPr>
+          <w:sz w:val="28"/>
+          <w:szCs w:val="28"/>
+        </w:rPr>
+        <w:t>azure</w:t>
+      </w:r>
+      <w:proofErr w:type="spellEnd"/>
+      <w:r>
+        <w:rPr>
+          <w:sz w:val="28"/>
+          <w:szCs w:val="28"/>
+        </w:rPr>
+        <w:t>.</w:t>
       </w:r>
     </w:p>
     <w:p>
@@ -13332,11 +13425,9 @@
       <w:r>
         <w:t xml:space="preserve">Microsoft entra ID: é uma </w:t>
       </w:r>
-      <w:proofErr w:type="spellStart"/>
-      <w:r>
-        <w:t>ámilia</w:t>
-      </w:r>
-      <w:proofErr w:type="spellEnd"/>
+      <w:r>
+        <w:t>família</w:t>
+      </w:r>
       <w:r>
         <w:t xml:space="preserve"> de produtos de identidade e acesso à rede. Permite que as organizações implementem o conceito zero </w:t>
       </w:r>
@@ -13346,7 +13437,13 @@
       </w:r>
       <w:proofErr w:type="spellEnd"/>
       <w:r>
-        <w:t xml:space="preserve"> e criem uma estrutura de confiança. Com o entra id, você pose estabelecer controle de acesso zero </w:t>
+        <w:t xml:space="preserve"> e criem uma estrutura de confiança. Com o entra id, você po</w:t>
+      </w:r>
+      <w:r>
+        <w:t>d</w:t>
+      </w:r>
+      <w:r>
+        <w:t xml:space="preserve">e estabelecer controle de acesso zero </w:t>
       </w:r>
       <w:proofErr w:type="spellStart"/>
       <w:r>
@@ -13354,11 +13451,592 @@
       </w:r>
       <w:proofErr w:type="spellEnd"/>
       <w:r>
-        <w:t xml:space="preserve"> e a proteção de acesso para funcionários, clientes e parceiro e qualquer ambiente da nuvem </w:t>
-      </w:r>
-    </w:p>
+        <w:t xml:space="preserve"> e a proteção de acesso para funcionários, clientes e parceiro e qualquer ambiente da nuvem</w:t>
+      </w:r>
+      <w:r>
+        <w:t>.</w:t>
+      </w:r>
+    </w:p>
+    <w:p>
+      <w:pPr>
+        <w:ind w:left="405"/>
+      </w:pPr>
+      <w:r>
+        <w:rPr>
+          <w:noProof/>
+        </w:rPr>
+        <w:drawing>
+          <wp:inline distT="0" distB="0" distL="0" distR="0" wp14:anchorId="1C9026A7" wp14:editId="6E5BEFC6">
+            <wp:extent cx="5731510" cy="3223260"/>
+            <wp:effectExtent l="0" t="0" r="2540" b="0"/>
+            <wp:docPr id="499403068" name="Imagem 1" descr="Diagrama de produtos do Microsoft Entra em quatro estágios de maturidade."/>
+            <wp:cNvGraphicFramePr>
+              <a:graphicFrameLocks xmlns:a="http://schemas.openxmlformats.org/drawingml/2006/main" noChangeAspect="1"/>
+            </wp:cNvGraphicFramePr>
+            <a:graphic xmlns:a="http://schemas.openxmlformats.org/drawingml/2006/main">
+              <a:graphicData uri="http://schemas.openxmlformats.org/drawingml/2006/picture">
+                <pic:pic xmlns:pic="http://schemas.openxmlformats.org/drawingml/2006/picture">
+                  <pic:nvPicPr>
+                    <pic:cNvPr id="0" name="Picture 1" descr="Diagrama de produtos do Microsoft Entra em quatro estágios de maturidade."/>
+                    <pic:cNvPicPr>
+                      <a:picLocks noChangeAspect="1" noChangeArrowheads="1"/>
+                    </pic:cNvPicPr>
+                  </pic:nvPicPr>
+                  <pic:blipFill>
+                    <a:blip r:embed="rId30" cstate="print">
+                      <a:extLst>
+                        <a:ext uri="{28A0092B-C50C-407E-A947-70E740481C1C}">
+                          <a14:useLocalDpi xmlns:a14="http://schemas.microsoft.com/office/drawing/2010/main" val="0"/>
+                        </a:ext>
+                      </a:extLst>
+                    </a:blip>
+                    <a:srcRect/>
+                    <a:stretch>
+                      <a:fillRect/>
+                    </a:stretch>
+                  </pic:blipFill>
+                  <pic:spPr bwMode="auto">
+                    <a:xfrm>
+                      <a:off x="0" y="0"/>
+                      <a:ext cx="5731510" cy="3223260"/>
+                    </a:xfrm>
+                    <a:prstGeom prst="rect">
+                      <a:avLst/>
+                    </a:prstGeom>
+                    <a:noFill/>
+                    <a:ln>
+                      <a:noFill/>
+                    </a:ln>
+                  </pic:spPr>
+                </pic:pic>
+              </a:graphicData>
+            </a:graphic>
+          </wp:inline>
+        </w:drawing>
+      </w:r>
+    </w:p>
+    <w:p>
+      <w:pPr>
+        <w:ind w:left="405"/>
+      </w:pPr>
+      <w:r>
+        <w:lastRenderedPageBreak/>
+        <w:t>Cada novo diretório da Microsoft entra inclui um nome domínio inicial.</w:t>
+      </w:r>
+    </w:p>
+    <w:p>
+      <w:pPr>
+        <w:ind w:left="405"/>
+      </w:pPr>
+      <w:r>
+        <w:t xml:space="preserve">- </w:t>
+      </w:r>
+      <w:proofErr w:type="gramStart"/>
+      <w:r>
+        <w:t>você</w:t>
+      </w:r>
+      <w:proofErr w:type="gramEnd"/>
+      <w:r>
+        <w:t xml:space="preserve"> também pode adicionar nomes a sua organização</w:t>
+      </w:r>
+    </w:p>
+    <w:p>
+      <w:pPr>
+        <w:ind w:left="405"/>
+      </w:pPr>
+      <w:r>
+        <w:t xml:space="preserve">- assinantes do Microsoft </w:t>
+      </w:r>
+      <w:proofErr w:type="gramStart"/>
+      <w:r>
+        <w:t>365,azure</w:t>
+      </w:r>
+      <w:proofErr w:type="gramEnd"/>
+      <w:r>
+        <w:t xml:space="preserve"> e  dynamics  CRM online já usam uma id do Microsoft </w:t>
+      </w:r>
+      <w:proofErr w:type="spellStart"/>
+      <w:r>
+        <w:t>entra,automaticamente</w:t>
+      </w:r>
+      <w:proofErr w:type="spellEnd"/>
+      <w:r>
+        <w:t xml:space="preserve"> eles são um locatório do Microsoft. Você pode gerenciar o acesso de seus aplicativos de nuvem integrados.</w:t>
+      </w:r>
+    </w:p>
+    <w:p>
+      <w:pPr>
+        <w:ind w:left="405"/>
+      </w:pPr>
+    </w:p>
+    <w:p>
+      <w:pPr>
+        <w:ind w:left="405"/>
+        <w:rPr>
+          <w:b/>
+          <w:bCs/>
+        </w:rPr>
+      </w:pPr>
+      <w:r>
+        <w:rPr>
+          <w:b/>
+          <w:bCs/>
+        </w:rPr>
+        <w:t xml:space="preserve">Serviços de </w:t>
+      </w:r>
+      <w:proofErr w:type="spellStart"/>
+      <w:r>
+        <w:rPr>
+          <w:b/>
+          <w:bCs/>
+        </w:rPr>
+        <w:t>dominío</w:t>
+      </w:r>
+      <w:proofErr w:type="spellEnd"/>
+      <w:r>
+        <w:rPr>
+          <w:b/>
+          <w:bCs/>
+        </w:rPr>
+        <w:t xml:space="preserve"> do Microsoft entra:</w:t>
+      </w:r>
+    </w:p>
+    <w:p>
+      <w:pPr>
+        <w:ind w:left="405"/>
+      </w:pPr>
+      <w:r>
+        <w:t xml:space="preserve">Microsoft entra </w:t>
+      </w:r>
+      <w:proofErr w:type="spellStart"/>
+      <w:r>
+        <w:t>domain</w:t>
+      </w:r>
+      <w:proofErr w:type="spellEnd"/>
+      <w:r>
+        <w:t xml:space="preserve"> </w:t>
+      </w:r>
+      <w:proofErr w:type="spellStart"/>
+      <w:r>
+        <w:t>services</w:t>
+      </w:r>
+      <w:proofErr w:type="spellEnd"/>
+      <w:r>
+        <w:t xml:space="preserve">: fornece serviços de domínio gerenciados, como ingresso no domínio, política de segurança, protocolo de acesso de diretório é LDAP e autenticação </w:t>
+      </w:r>
+      <w:proofErr w:type="spellStart"/>
+      <w:r>
+        <w:t>kerberos</w:t>
+      </w:r>
+      <w:proofErr w:type="spellEnd"/>
+      <w:r>
+        <w:t>/NTLM.</w:t>
+      </w:r>
+    </w:p>
+    <w:p>
+      <w:pPr>
+        <w:ind w:left="405"/>
+      </w:pPr>
+      <w:r>
+        <w:t xml:space="preserve">- você pode usar esse serviço de nuvem, sem a necessidade de implantar a necessidade, gerenciar ou aplicar um patch em </w:t>
+      </w:r>
+      <w:proofErr w:type="gramStart"/>
+      <w:r>
+        <w:t>DC(</w:t>
+      </w:r>
+      <w:proofErr w:type="gramEnd"/>
+      <w:r>
+        <w:t>controlador de domínio)</w:t>
+      </w:r>
+    </w:p>
+    <w:p>
+      <w:pPr>
+        <w:ind w:left="405"/>
+      </w:pPr>
+    </w:p>
+    <w:p>
+      <w:pPr>
+        <w:ind w:left="405"/>
+        <w:rPr>
+          <w:b/>
+          <w:bCs/>
+        </w:rPr>
+      </w:pPr>
+      <w:proofErr w:type="spellStart"/>
+      <w:r>
+        <w:rPr>
+          <w:b/>
+          <w:bCs/>
+        </w:rPr>
+        <w:t>Metódos</w:t>
+      </w:r>
+      <w:proofErr w:type="spellEnd"/>
+      <w:r>
+        <w:rPr>
+          <w:b/>
+          <w:bCs/>
+        </w:rPr>
+        <w:t xml:space="preserve"> de </w:t>
+      </w:r>
+      <w:proofErr w:type="spellStart"/>
+      <w:r>
+        <w:rPr>
+          <w:b/>
+          <w:bCs/>
+        </w:rPr>
+        <w:t>autencicação</w:t>
+      </w:r>
+      <w:proofErr w:type="spellEnd"/>
+      <w:r>
+        <w:rPr>
+          <w:b/>
+          <w:bCs/>
+        </w:rPr>
+        <w:t>:</w:t>
+      </w:r>
+    </w:p>
+    <w:p>
+      <w:pPr>
+        <w:ind w:left="405"/>
+      </w:pPr>
+      <w:r>
+        <w:t xml:space="preserve">SSO: </w:t>
+      </w:r>
+      <w:proofErr w:type="spellStart"/>
+      <w:r>
+        <w:t>logon</w:t>
+      </w:r>
+      <w:proofErr w:type="spellEnd"/>
+      <w:r>
+        <w:t xml:space="preserve"> único, uma identidade pertence a somente uma pessoa e te permite que você lembre o usuário e a senha para acessar diversos aplicativos.</w:t>
+      </w:r>
+    </w:p>
+    <w:p>
+      <w:pPr>
+        <w:ind w:left="405"/>
+      </w:pPr>
+      <w:r>
+        <w:t>M</w:t>
+      </w:r>
+      <w:r>
+        <w:t>FA (autenticação multifator</w:t>
+      </w:r>
+      <w:r>
+        <w:t>): 2 ou mais formas de autenticação, para verificar o usuário confirme que seja ele o proprietário da conta</w:t>
+      </w:r>
+    </w:p>
+    <w:p>
+      <w:pPr>
+        <w:ind w:left="405"/>
+      </w:pPr>
+      <w:r>
+        <w:t xml:space="preserve">Acesso sem senha: é uma autenticação sem senha em que </w:t>
+      </w:r>
+      <w:proofErr w:type="gramStart"/>
+      <w:r>
+        <w:t>o usuário não possuem</w:t>
+      </w:r>
+      <w:proofErr w:type="gramEnd"/>
+      <w:r>
+        <w:t xml:space="preserve"> senha por que ela é removida e é </w:t>
+      </w:r>
+      <w:proofErr w:type="spellStart"/>
+      <w:r>
+        <w:t>subsitituida</w:t>
+      </w:r>
+      <w:proofErr w:type="spellEnd"/>
+      <w:r>
+        <w:t xml:space="preserve"> por algo que você tenha, além de </w:t>
+      </w:r>
+      <w:proofErr w:type="spellStart"/>
+      <w:r>
+        <w:t>aglo</w:t>
+      </w:r>
+      <w:proofErr w:type="spellEnd"/>
+      <w:r>
+        <w:t xml:space="preserve"> que você seja ou sabe.</w:t>
+      </w:r>
+    </w:p>
+    <w:p>
+      <w:pPr>
+        <w:ind w:left="405"/>
+      </w:pPr>
+    </w:p>
+    <w:p>
+      <w:pPr>
+        <w:ind w:left="405"/>
+        <w:rPr>
+          <w:b/>
+          <w:bCs/>
+        </w:rPr>
+      </w:pPr>
+      <w:r>
+        <w:rPr>
+          <w:b/>
+          <w:bCs/>
+        </w:rPr>
+        <w:t>Descrever identidades externas:</w:t>
+      </w:r>
+    </w:p>
+    <w:p>
+      <w:pPr>
+        <w:ind w:left="405"/>
+      </w:pPr>
+      <w:r>
+        <w:t>uma identidade externa é uma pessoa, dispositivo ou serviço, fora da organização.</w:t>
+      </w:r>
+    </w:p>
+    <w:p>
+      <w:pPr>
+        <w:ind w:left="405"/>
+      </w:pPr>
+      <w:r>
+        <w:t xml:space="preserve">- </w:t>
+      </w:r>
+      <w:r>
+        <w:t xml:space="preserve">Identidades Externas do </w:t>
+      </w:r>
+      <w:proofErr w:type="gramStart"/>
+      <w:r>
+        <w:t>Microsoft </w:t>
+      </w:r>
+      <w:r>
+        <w:t>:</w:t>
+      </w:r>
+      <w:proofErr w:type="gramEnd"/>
+      <w:r>
+        <w:t xml:space="preserve"> refere-se a varias forma que você pode interagir com identidades de fora com segurança.</w:t>
+      </w:r>
+    </w:p>
+    <w:p>
+      <w:pPr>
+        <w:ind w:left="405"/>
+      </w:pPr>
+      <w:r>
+        <w:t xml:space="preserve">- </w:t>
+      </w:r>
+      <w:proofErr w:type="gramStart"/>
+      <w:r>
+        <w:t>identidades</w:t>
+      </w:r>
+      <w:proofErr w:type="gramEnd"/>
+      <w:r>
+        <w:t xml:space="preserve"> de fora trazem suas próprias identidades</w:t>
+      </w:r>
+    </w:p>
+    <w:p>
+      <w:pPr>
+        <w:ind w:left="405"/>
+      </w:pPr>
+      <w:r>
+        <w:t xml:space="preserve">- </w:t>
+      </w:r>
+      <w:r>
+        <w:t>Se eles tiverem uma identidade digital emitida pela empresa ou pelo governo ou uma identidade social não gerenciada, como o Google ou o Facebook, eles poderão usar as próprias credenciais para entrar. </w:t>
+      </w:r>
+    </w:p>
+    <w:p>
+      <w:pPr>
+        <w:ind w:left="405"/>
+      </w:pPr>
+      <w:r>
+        <w:rPr>
+          <w:noProof/>
+        </w:rPr>
+        <w:lastRenderedPageBreak/>
+        <w:drawing>
+          <wp:inline distT="0" distB="0" distL="0" distR="0" wp14:anchorId="3BFAF55D" wp14:editId="4E3B00DC">
+            <wp:extent cx="5731510" cy="5288280"/>
+            <wp:effectExtent l="0" t="0" r="2540" b="7620"/>
+            <wp:docPr id="215992331" name="Imagem 1" descr="Diagrama mostrando colaboradores B2B acessando seu locatário e colaboradores B2C acessando o locatário do AD B2C."/>
+            <wp:cNvGraphicFramePr>
+              <a:graphicFrameLocks xmlns:a="http://schemas.openxmlformats.org/drawingml/2006/main" noChangeAspect="1"/>
+            </wp:cNvGraphicFramePr>
+            <a:graphic xmlns:a="http://schemas.openxmlformats.org/drawingml/2006/main">
+              <a:graphicData uri="http://schemas.openxmlformats.org/drawingml/2006/picture">
+                <pic:pic xmlns:pic="http://schemas.openxmlformats.org/drawingml/2006/picture">
+                  <pic:nvPicPr>
+                    <pic:cNvPr id="0" name="Picture 1" descr="Diagrama mostrando colaboradores B2B acessando seu locatário e colaboradores B2C acessando o locatário do AD B2C."/>
+                    <pic:cNvPicPr>
+                      <a:picLocks noChangeAspect="1" noChangeArrowheads="1"/>
+                    </pic:cNvPicPr>
+                  </pic:nvPicPr>
+                  <pic:blipFill>
+                    <a:blip r:embed="rId31">
+                      <a:extLst>
+                        <a:ext uri="{28A0092B-C50C-407E-A947-70E740481C1C}">
+                          <a14:useLocalDpi xmlns:a14="http://schemas.microsoft.com/office/drawing/2010/main" val="0"/>
+                        </a:ext>
+                      </a:extLst>
+                    </a:blip>
+                    <a:srcRect/>
+                    <a:stretch>
+                      <a:fillRect/>
+                    </a:stretch>
+                  </pic:blipFill>
+                  <pic:spPr bwMode="auto">
+                    <a:xfrm>
+                      <a:off x="0" y="0"/>
+                      <a:ext cx="5731510" cy="5288280"/>
+                    </a:xfrm>
+                    <a:prstGeom prst="rect">
+                      <a:avLst/>
+                    </a:prstGeom>
+                    <a:noFill/>
+                    <a:ln>
+                      <a:noFill/>
+                    </a:ln>
+                  </pic:spPr>
+                </pic:pic>
+              </a:graphicData>
+            </a:graphic>
+          </wp:inline>
+        </w:drawing>
+      </w:r>
+    </w:p>
+    <w:p>
+      <w:pPr>
+        <w:rPr>
+          <w:b/>
+          <w:bCs/>
+          <w:lang w:val="en-US"/>
+        </w:rPr>
+      </w:pPr>
+    </w:p>
+    <w:p>
+      <w:pPr>
+        <w:ind w:left="405"/>
+        <w:rPr>
+          <w:b/>
+          <w:bCs/>
+        </w:rPr>
+      </w:pPr>
+      <w:r>
+        <w:rPr>
+          <w:b/>
+          <w:bCs/>
+        </w:rPr>
+        <w:t>- Colaboração b2</w:t>
+      </w:r>
+      <w:proofErr w:type="gramStart"/>
+      <w:r>
+        <w:rPr>
+          <w:b/>
+          <w:bCs/>
+        </w:rPr>
+        <w:t>b(</w:t>
+      </w:r>
+      <w:proofErr w:type="gramEnd"/>
+      <w:r>
+        <w:rPr>
+          <w:b/>
+          <w:bCs/>
+        </w:rPr>
+        <w:t xml:space="preserve">Business </w:t>
+      </w:r>
+      <w:proofErr w:type="spellStart"/>
+      <w:r>
+        <w:rPr>
+          <w:b/>
+          <w:bCs/>
+        </w:rPr>
+        <w:t>to</w:t>
+      </w:r>
+      <w:proofErr w:type="spellEnd"/>
+      <w:r>
+        <w:rPr>
+          <w:b/>
+          <w:bCs/>
+        </w:rPr>
+        <w:t xml:space="preserve"> business) – colabore com identidades </w:t>
+      </w:r>
+      <w:r>
+        <w:rPr>
+          <w:b/>
+          <w:bCs/>
+        </w:rPr>
+        <w:t xml:space="preserve">externas  deixando eles usarem a identidade prefira para entrar nos aplicativos da </w:t>
+      </w:r>
+      <w:proofErr w:type="spellStart"/>
+      <w:r>
+        <w:rPr>
+          <w:b/>
+          <w:bCs/>
+        </w:rPr>
+        <w:t>microsoft</w:t>
+      </w:r>
+      <w:proofErr w:type="spellEnd"/>
+      <w:r>
+        <w:rPr>
+          <w:b/>
+          <w:bCs/>
+        </w:rPr>
+        <w:t xml:space="preserve"> ou em outros aplicativos empresariais(aplicativo SaaS, aplicativos personalizados </w:t>
+      </w:r>
+      <w:proofErr w:type="spellStart"/>
+      <w:r>
+        <w:rPr>
+          <w:b/>
+          <w:bCs/>
+        </w:rPr>
+        <w:t>etc</w:t>
+      </w:r>
+      <w:proofErr w:type="spellEnd"/>
+      <w:r>
+        <w:rPr>
+          <w:b/>
+          <w:bCs/>
+        </w:rPr>
+        <w:t>)</w:t>
+      </w:r>
+    </w:p>
+    <w:p>
+      <w:pPr>
+        <w:ind w:left="405"/>
+        <w:rPr>
+          <w:b/>
+          <w:bCs/>
+        </w:rPr>
+      </w:pPr>
+    </w:p>
+    <w:p>
+      <w:pPr>
+        <w:ind w:left="405"/>
+        <w:rPr>
+          <w:b/>
+          <w:bCs/>
+        </w:rPr>
+      </w:pPr>
+      <w:r>
+        <w:rPr>
+          <w:b/>
+          <w:bCs/>
+        </w:rPr>
+        <w:t xml:space="preserve">Conexão direta de b2b: estabeleça uma relação de confiança mútua e de duas vias com outra organização </w:t>
+      </w:r>
+    </w:p>
+    <w:p>
+      <w:pPr>
+        <w:ind w:left="405"/>
+      </w:pPr>
+    </w:p>
+    <w:p>
+      <w:pPr>
+        <w:ind w:left="405"/>
+      </w:pPr>
+      <w:r>
+        <w:tab/>
+      </w:r>
+    </w:p>
+    <w:p/>
+    <w:p>
+      <w:pPr>
+        <w:ind w:left="405"/>
+      </w:pPr>
+    </w:p>
+    <w:p/>
     <w:sectPr>
-      <w:footerReference w:type="default" r:id="rId30"/>
+      <w:footerReference w:type="default" r:id="rId32"/>
       <w:pgSz w:w="11906" w:h="16838"/>
       <w:pgMar w:top="1440" w:right="1440" w:bottom="1440" w:left="1440" w:header="708" w:footer="708" w:gutter="0"/>
       <w:cols w:space="708"/>
